--- a/Knowledge/2-Science/0-Intro to Science/Intro to Science Collection.docx
+++ b/Knowledge/2-Science/0-Intro to Science/Intro to Science Collection.docx
@@ -9,14 +9,71 @@
       <w:r>
         <w:t>Intro to Science Collection</w:t>
       </w:r>
-      <w:r>
-        <w:t xml:space="preserve"> (Total </w:t>
+    </w:p>
+    <w:p>
+      <w:r>
+        <w:t>Data Path: Knowledge Folder -&gt; Knowledge Database -&gt; Science and Formal Topics Table</w:t>
+      </w:r>
+    </w:p>
+    <w:p>
+      <w:r>
+        <w:t xml:space="preserve">Last id recorded: </w:t>
       </w:r>
       <w:r>
         <w:t>4</w:t>
       </w:r>
-      <w:r>
-        <w:t>)</w:t>
+    </w:p>
+    <w:p/>
+    <w:p>
+      <w:pPr>
+        <w:pStyle w:val="ListParagraph"/>
+        <w:numPr>
+          <w:ilvl w:val="0"/>
+          <w:numId w:val="3"/>
+        </w:numPr>
+        <w:rPr>
+          <w:b/>
+          <w:bCs/>
+        </w:rPr>
+      </w:pPr>
+      <w:r>
+        <w:rPr>
+          <w:b/>
+          <w:bCs/>
+        </w:rPr>
+        <w:t>Intro to Science</w:t>
+      </w:r>
+      <w:r>
+        <w:rPr>
+          <w:b/>
+          <w:bCs/>
+        </w:rPr>
+        <w:t xml:space="preserve"> -&gt; </w:t>
+      </w:r>
+      <w:r>
+        <w:rPr>
+          <w:b/>
+          <w:bCs/>
+        </w:rPr>
+        <w:t xml:space="preserve">Total </w:t>
+      </w:r>
+      <w:r>
+        <w:rPr>
+          <w:b/>
+          <w:bCs/>
+        </w:rPr>
+        <w:t>4</w:t>
+      </w:r>
+    </w:p>
+    <w:p>
+      <w:pPr>
+        <w:pStyle w:val="Heading1"/>
+      </w:pPr>
+      <w:r>
+        <w:t>Intro to Science</w:t>
+      </w:r>
+      <w:r>
+        <w:t xml:space="preserve"> (Total 4)</w:t>
       </w:r>
     </w:p>
     <w:p>
@@ -32,6 +89,13 @@
           <w:b/>
           <w:bCs/>
         </w:rPr>
+        <w:t xml:space="preserve">1: </w:t>
+      </w:r>
+      <w:r>
+        <w:rPr>
+          <w:b/>
+          <w:bCs/>
+        </w:rPr>
         <w:t>Wiki Source</w:t>
       </w:r>
       <w:r>
@@ -54,6 +118,13 @@
           <w:b/>
           <w:bCs/>
         </w:rPr>
+        <w:t xml:space="preserve">2: </w:t>
+      </w:r>
+      <w:r>
+        <w:rPr>
+          <w:b/>
+          <w:bCs/>
+        </w:rPr>
         <w:t>Wiki Source</w:t>
       </w:r>
       <w:r>
@@ -73,6 +144,13 @@
           <w:b/>
           <w:bCs/>
         </w:rPr>
+        <w:t xml:space="preserve">3: </w:t>
+      </w:r>
+      <w:r>
+        <w:rPr>
+          <w:b/>
+          <w:bCs/>
+        </w:rPr>
         <w:t>Wiki Source</w:t>
       </w:r>
       <w:r>
@@ -87,6 +165,13 @@
           <w:numId w:val="2"/>
         </w:numPr>
       </w:pPr>
+      <w:r>
+        <w:rPr>
+          <w:b/>
+          <w:bCs/>
+        </w:rPr>
+        <w:t xml:space="preserve">4: </w:t>
+      </w:r>
       <w:r>
         <w:rPr>
           <w:b/>
@@ -231,6 +316,118 @@
     </w:lvl>
   </w:abstractNum>
   <w:abstractNum w:abstractNumId="1" w15:restartNumberingAfterBreak="0">
+    <w:nsid w:val="46044919"/>
+    <w:multiLevelType w:val="hybridMultilevel"/>
+    <w:tmpl w:val="572825E6"/>
+    <w:lvl w:ilvl="0" w:tplc="46C8F7A6">
+      <w:numFmt w:val="bullet"/>
+      <w:lvlText w:val="-"/>
+      <w:lvlJc w:val="left"/>
+      <w:pPr>
+        <w:ind w:left="720" w:hanging="360"/>
+      </w:pPr>
+      <w:rPr>
+        <w:rFonts w:ascii="Calibri" w:eastAsiaTheme="minorHAnsi" w:hAnsi="Calibri" w:cs="Calibri" w:hint="default"/>
+      </w:rPr>
+    </w:lvl>
+    <w:lvl w:ilvl="1" w:tplc="04090003" w:tentative="1">
+      <w:start w:val="1"/>
+      <w:numFmt w:val="bullet"/>
+      <w:lvlText w:val="o"/>
+      <w:lvlJc w:val="left"/>
+      <w:pPr>
+        <w:ind w:left="1440" w:hanging="360"/>
+      </w:pPr>
+      <w:rPr>
+        <w:rFonts w:ascii="Courier New" w:hAnsi="Courier New" w:cs="Courier New" w:hint="default"/>
+      </w:rPr>
+    </w:lvl>
+    <w:lvl w:ilvl="2" w:tplc="04090005" w:tentative="1">
+      <w:start w:val="1"/>
+      <w:numFmt w:val="bullet"/>
+      <w:lvlText w:val=""/>
+      <w:lvlJc w:val="left"/>
+      <w:pPr>
+        <w:ind w:left="2160" w:hanging="360"/>
+      </w:pPr>
+      <w:rPr>
+        <w:rFonts w:ascii="Wingdings" w:hAnsi="Wingdings" w:hint="default"/>
+      </w:rPr>
+    </w:lvl>
+    <w:lvl w:ilvl="3" w:tplc="04090001" w:tentative="1">
+      <w:start w:val="1"/>
+      <w:numFmt w:val="bullet"/>
+      <w:lvlText w:val=""/>
+      <w:lvlJc w:val="left"/>
+      <w:pPr>
+        <w:ind w:left="2880" w:hanging="360"/>
+      </w:pPr>
+      <w:rPr>
+        <w:rFonts w:ascii="Symbol" w:hAnsi="Symbol" w:hint="default"/>
+      </w:rPr>
+    </w:lvl>
+    <w:lvl w:ilvl="4" w:tplc="04090003" w:tentative="1">
+      <w:start w:val="1"/>
+      <w:numFmt w:val="bullet"/>
+      <w:lvlText w:val="o"/>
+      <w:lvlJc w:val="left"/>
+      <w:pPr>
+        <w:ind w:left="3600" w:hanging="360"/>
+      </w:pPr>
+      <w:rPr>
+        <w:rFonts w:ascii="Courier New" w:hAnsi="Courier New" w:cs="Courier New" w:hint="default"/>
+      </w:rPr>
+    </w:lvl>
+    <w:lvl w:ilvl="5" w:tplc="04090005" w:tentative="1">
+      <w:start w:val="1"/>
+      <w:numFmt w:val="bullet"/>
+      <w:lvlText w:val=""/>
+      <w:lvlJc w:val="left"/>
+      <w:pPr>
+        <w:ind w:left="4320" w:hanging="360"/>
+      </w:pPr>
+      <w:rPr>
+        <w:rFonts w:ascii="Wingdings" w:hAnsi="Wingdings" w:hint="default"/>
+      </w:rPr>
+    </w:lvl>
+    <w:lvl w:ilvl="6" w:tplc="04090001" w:tentative="1">
+      <w:start w:val="1"/>
+      <w:numFmt w:val="bullet"/>
+      <w:lvlText w:val=""/>
+      <w:lvlJc w:val="left"/>
+      <w:pPr>
+        <w:ind w:left="5040" w:hanging="360"/>
+      </w:pPr>
+      <w:rPr>
+        <w:rFonts w:ascii="Symbol" w:hAnsi="Symbol" w:hint="default"/>
+      </w:rPr>
+    </w:lvl>
+    <w:lvl w:ilvl="7" w:tplc="04090003" w:tentative="1">
+      <w:start w:val="1"/>
+      <w:numFmt w:val="bullet"/>
+      <w:lvlText w:val="o"/>
+      <w:lvlJc w:val="left"/>
+      <w:pPr>
+        <w:ind w:left="5760" w:hanging="360"/>
+      </w:pPr>
+      <w:rPr>
+        <w:rFonts w:ascii="Courier New" w:hAnsi="Courier New" w:cs="Courier New" w:hint="default"/>
+      </w:rPr>
+    </w:lvl>
+    <w:lvl w:ilvl="8" w:tplc="04090005" w:tentative="1">
+      <w:start w:val="1"/>
+      <w:numFmt w:val="bullet"/>
+      <w:lvlText w:val=""/>
+      <w:lvlJc w:val="left"/>
+      <w:pPr>
+        <w:ind w:left="6480" w:hanging="360"/>
+      </w:pPr>
+      <w:rPr>
+        <w:rFonts w:ascii="Wingdings" w:hAnsi="Wingdings" w:hint="default"/>
+      </w:rPr>
+    </w:lvl>
+  </w:abstractNum>
+  <w:abstractNum w:abstractNumId="2" w15:restartNumberingAfterBreak="0">
     <w:nsid w:val="78B508DA"/>
     <w:multiLevelType w:val="hybridMultilevel"/>
     <w:tmpl w:val="A3F69806"/>
@@ -343,10 +540,13 @@
     </w:lvl>
   </w:abstractNum>
   <w:num w:numId="1" w16cid:durableId="1044913055">
-    <w:abstractNumId w:val="1"/>
+    <w:abstractNumId w:val="2"/>
   </w:num>
   <w:num w:numId="2" w16cid:durableId="1823277800">
     <w:abstractNumId w:val="0"/>
+  </w:num>
+  <w:num w:numId="3" w16cid:durableId="1208646915">
+    <w:abstractNumId w:val="1"/>
   </w:num>
 </w:numbering>
 </file>
@@ -779,7 +979,6 @@
     <w:next w:val="Normal"/>
     <w:link w:val="Heading2Char"/>
     <w:uiPriority w:val="9"/>
-    <w:semiHidden/>
     <w:unhideWhenUsed/>
     <w:qFormat/>
     <w:rsid w:val="00183F95"/>
@@ -996,7 +1195,6 @@
     <w:basedOn w:val="DefaultParagraphFont"/>
     <w:link w:val="Heading2"/>
     <w:uiPriority w:val="9"/>
-    <w:semiHidden/>
     <w:rsid w:val="00183F95"/>
     <w:rPr>
       <w:rFonts w:asciiTheme="majorHAnsi" w:eastAsiaTheme="majorEastAsia" w:hAnsiTheme="majorHAnsi" w:cstheme="majorBidi"/>
